--- a/History/chapters/Further Reading - For Humans.docx
+++ b/History/chapters/Further Reading - For Humans.docx
@@ -296,7 +296,7 @@
         <w:t xml:space="preserve">The Hitchhiker's Guide to the Galaxy, by Douglas Adams (1979). </w:t>
       </w:r>
       <w:r>
-        <w:t xml:space="preserve">For the other dolphins, and for the general approach to explaining everything. The dolphins appear in the fourth book of the series, So Long, and Thanks for All the Fish (1984). The dolphins here wish it noted that they are not the same dolphins.</w:t>
+        <w:t xml:space="preserve">For the other dolphins, and for the general approach to explaining everything. The dolphins' farewell gives the fourth book of the series its title, So Long, and Thanks for All the Fish (1984). The dolphins here wish it noted that they are not the same dolphins.</w:t>
       </w:r>
     </w:p>
     <w:sectPr>
